--- a/Hadoop.docx
+++ b/Hadoop.docx
@@ -214,36 +214,21 @@
         <w:t>-</w:t>
       </w:r>
       <w:r>
-        <w:t xml:space="preserve">File-system metadata – information about files and </w:t>
-      </w:r>
-      <w:proofErr w:type="gramStart"/>
-      <w:r>
-        <w:t>directories( file</w:t>
-      </w:r>
-      <w:proofErr w:type="gramEnd"/>
-      <w:r>
-        <w:t xml:space="preserve"> name, </w:t>
-      </w:r>
-      <w:proofErr w:type="spellStart"/>
-      <w:proofErr w:type="gramStart"/>
-      <w:r>
-        <w:t>path,directory</w:t>
-      </w:r>
-      <w:proofErr w:type="gramEnd"/>
-      <w:r>
-        <w:t>,size</w:t>
+        <w:t xml:space="preserve">File-system metadata – information about files and directories( file name, </w:t>
+      </w:r>
+      <w:proofErr w:type="spellStart"/>
+      <w:r>
+        <w:t>path,directory,size</w:t>
       </w:r>
       <w:proofErr w:type="spellEnd"/>
       <w:r>
         <w:t xml:space="preserve">, </w:t>
       </w:r>
       <w:proofErr w:type="spellStart"/>
-      <w:proofErr w:type="gramStart"/>
       <w:r>
         <w:t>permission,ectc</w:t>
       </w:r>
       <w:proofErr w:type="spellEnd"/>
-      <w:proofErr w:type="gramEnd"/>
       <w:r>
         <w:t>)</w:t>
       </w:r>
@@ -295,33 +280,12 @@
         <w:t xml:space="preserve">128 + 128 + 94 </w:t>
       </w:r>
       <w:r>
-        <w:t xml:space="preserve">= 350 MB Therefore HDFS creates 3 blocks. With the default replication factor 3, each block is replicated three </w:t>
-      </w:r>
-      <w:proofErr w:type="gramStart"/>
-      <w:r>
-        <w:t>times</w:t>
-      </w:r>
-      <w:proofErr w:type="gramEnd"/>
-      <w:r>
-        <w:t xml:space="preserve"> and the replicas are stored across Data </w:t>
-      </w:r>
-      <w:proofErr w:type="gramStart"/>
-      <w:r>
-        <w:t>nodes</w:t>
-      </w:r>
-      <w:proofErr w:type="gramEnd"/>
-      <w:r>
-        <w:t xml:space="preserve"> fault tolerance,</w:t>
-      </w:r>
-    </w:p>
-    <w:p>
-      <w:proofErr w:type="gramStart"/>
-      <w:r>
-        <w:t>So</w:t>
-      </w:r>
-      <w:proofErr w:type="gramEnd"/>
-      <w:r>
-        <w:t xml:space="preserve"> 3 logical blocks and 9 physical block replicas.</w:t>
+        <w:t>= 350 MB Therefore HDFS creates 3 blocks. With the default replication factor 3, each block is replicated three times and the replicas are stored across Data nodes fault tolerance,</w:t>
+      </w:r>
+    </w:p>
+    <w:p>
+      <w:r>
+        <w:t>So 3 logical blocks and 9 physical block replicas.</w:t>
       </w:r>
     </w:p>
     <w:p/>
@@ -383,18 +347,10 @@
         <w:t>data can</w:t>
       </w:r>
       <w:r>
-        <w:t xml:space="preserve"> </w:t>
-      </w:r>
-      <w:proofErr w:type="gramStart"/>
-      <w:r>
-        <w:t xml:space="preserve">still </w:t>
-      </w:r>
-      <w:r>
-        <w:t xml:space="preserve"> be</w:t>
-      </w:r>
-      <w:proofErr w:type="gramEnd"/>
-      <w:r>
-        <w:t xml:space="preserve"> retrieved if any rack goes down for whatever reason.</w:t>
+        <w:t xml:space="preserve"> still </w:t>
+      </w:r>
+      <w:r>
+        <w:t xml:space="preserve"> be retrieved if any rack goes down for whatever reason.</w:t>
       </w:r>
     </w:p>
     <w:p/>
@@ -424,13 +380,8 @@
       </w:r>
     </w:p>
     <w:p>
-      <w:proofErr w:type="gramStart"/>
-      <w:r>
-        <w:t>Yes</w:t>
-      </w:r>
-      <w:proofErr w:type="gramEnd"/>
-      <w:r>
-        <w:t xml:space="preserve"> the number of mappers can be influenced but we generally do not directly specify the exact number of mappers. The number of mappers tasks is mainly determined by the number of </w:t>
+      <w:r>
+        <w:t xml:space="preserve">Yes the number of mappers can be influenced but we generally do not directly specify the exact number of mappers. The number of mappers tasks is mainly determined by the number of </w:t>
       </w:r>
       <w:proofErr w:type="spellStart"/>
       <w:r>
@@ -693,20 +644,10 @@
               <w:spacing w:line="240" w:lineRule="auto"/>
             </w:pPr>
             <w:proofErr w:type="spellStart"/>
-            <w:proofErr w:type="gramStart"/>
             <w:r>
-              <w:t>Duration,Pulse</w:t>
-            </w:r>
-            <w:proofErr w:type="gramEnd"/>
-            <w:r>
-              <w:t>,</w:t>
-            </w:r>
-            <w:proofErr w:type="gramStart"/>
-            <w:r>
-              <w:t>Maxpulse,Calories</w:t>
+              <w:t>Duration,Pulse,Maxpulse,Calories</w:t>
             </w:r>
             <w:proofErr w:type="spellEnd"/>
-            <w:proofErr w:type="gramEnd"/>
           </w:p>
           <w:p>
             <w:pPr>
@@ -1030,17 +971,12 @@
         <w:t xml:space="preserve"> </w:t>
       </w:r>
       <w:proofErr w:type="spellStart"/>
-      <w:proofErr w:type="gramStart"/>
       <w:r>
         <w:t>dir</w:t>
       </w:r>
       <w:proofErr w:type="spellEnd"/>
       <w:r>
-        <w:t xml:space="preserve">  with</w:t>
-      </w:r>
-      <w:proofErr w:type="gramEnd"/>
-      <w:r>
-        <w:t xml:space="preserve"> name </w:t>
+        <w:t xml:space="preserve">  with name </w:t>
       </w:r>
       <w:r>
         <w:rPr>
@@ -1142,7 +1078,21 @@
           <w:b/>
           <w:bCs/>
         </w:rPr>
-        <w:t xml:space="preserve"> fs -put zipcodes.csv /user/test/bootcamp/data</w:t>
+        <w:t xml:space="preserve"> fs -put </w:t>
+      </w:r>
+      <w:r>
+        <w:rPr>
+          <w:b/>
+          <w:bCs/>
+        </w:rPr>
+        <w:t>bootcamp</w:t>
+      </w:r>
+      <w:r>
+        <w:rPr>
+          <w:b/>
+          <w:bCs/>
+        </w:rPr>
+        <w:t>.csv /user/test/bootcamp/data</w:t>
       </w:r>
     </w:p>
     <w:p>
@@ -1209,7 +1159,21 @@
           <w:b/>
           <w:bCs/>
         </w:rPr>
-        <w:t xml:space="preserve">/zipcodes.csv </w:t>
+        <w:t>/</w:t>
+      </w:r>
+      <w:r>
+        <w:rPr>
+          <w:b/>
+          <w:bCs/>
+        </w:rPr>
+        <w:t>bootcamp</w:t>
+      </w:r>
+      <w:r>
+        <w:rPr>
+          <w:b/>
+          <w:bCs/>
+        </w:rPr>
+        <w:t xml:space="preserve">.csv </w:t>
       </w:r>
       <w:r>
         <w:rPr>
@@ -1266,37 +1230,39 @@
           <w:b/>
           <w:bCs/>
         </w:rPr>
-        <w:t>h</w:t>
-      </w:r>
-      <w:r>
-        <w:rPr>
-          <w:b/>
-          <w:bCs/>
-        </w:rPr>
-        <w:t>adoop</w:t>
-      </w:r>
-      <w:proofErr w:type="spellEnd"/>
-      <w:r>
-        <w:rPr>
-          <w:b/>
-          <w:bCs/>
-        </w:rPr>
-        <w:t xml:space="preserve"> fs -cat /user/test/bootcamp/data/zipcodes.csv | </w:t>
-      </w:r>
-      <w:r>
-        <w:rPr>
-          <w:b/>
-          <w:bCs/>
-        </w:rPr>
-        <w:t>tail</w:t>
-      </w:r>
-      <w:r>
-        <w:rPr>
-          <w:b/>
-          <w:bCs/>
-        </w:rPr>
-        <w:t xml:space="preserve"> -5</w:t>
-      </w:r>
+        <w:t>hadoop</w:t>
+      </w:r>
+      <w:proofErr w:type="spellEnd"/>
+      <w:r>
+        <w:rPr>
+          <w:b/>
+          <w:bCs/>
+        </w:rPr>
+        <w:t xml:space="preserve"> fs -cat /user/test/bootcamp/data/</w:t>
+      </w:r>
+      <w:r>
+        <w:rPr>
+          <w:b/>
+          <w:bCs/>
+        </w:rPr>
+        <w:t>bootcamp</w:t>
+      </w:r>
+      <w:r>
+        <w:rPr>
+          <w:b/>
+          <w:bCs/>
+        </w:rPr>
+        <w:t>.csv | tail -5</w:t>
+      </w:r>
+    </w:p>
+    <w:p>
+      <w:pPr>
+        <w:ind w:left="1440"/>
+        <w:rPr>
+          <w:b/>
+          <w:bCs/>
+        </w:rPr>
+      </w:pPr>
     </w:p>
     <w:p>
       <w:pPr>
@@ -1305,18 +1271,6 @@
           <w:numId w:val="2"/>
         </w:numPr>
         <w:rPr>
-          <w:b/>
-          <w:bCs/>
-        </w:rPr>
-      </w:pPr>
-    </w:p>
-    <w:p>
-      <w:pPr>
-        <w:numPr>
-          <w:ilvl w:val="1"/>
-          <w:numId w:val="2"/>
-        </w:numPr>
-        <w:rPr>
           <w:color w:val="1155CC"/>
         </w:rPr>
       </w:pPr>
@@ -1375,32 +1329,39 @@
         <w:rPr>
           <w:color w:val="1C4587"/>
         </w:rPr>
-        <w:t>data</w:t>
-      </w:r>
-      <w:proofErr w:type="gramStart"/>
-      <w:r>
-        <w:rPr>
-          <w:color w:val="1C4587"/>
-        </w:rPr>
-        <w:t>1</w:t>
+        <w:t>data1</w:t>
       </w:r>
       <w:r>
         <w:t xml:space="preserve"> .</w:t>
       </w:r>
-      <w:proofErr w:type="gramEnd"/>
+    </w:p>
+    <w:p>
+      <w:pPr>
+        <w:pStyle w:val="ListParagraph"/>
+        <w:rPr>
+          <w:b/>
+          <w:bCs/>
+        </w:rPr>
+      </w:pPr>
+      <w:r>
+        <w:t xml:space="preserve">                        </w:t>
+      </w:r>
+      <w:r>
+        <w:rPr>
+          <w:b/>
+          <w:bCs/>
+        </w:rPr>
+        <w:t>mkdir data1</w:t>
+      </w:r>
     </w:p>
     <w:p>
       <w:pPr>
         <w:ind w:left="2160"/>
-      </w:pPr>
-      <w:proofErr w:type="spellStart"/>
-      <w:r>
-        <w:t>hadoop</w:t>
-      </w:r>
-      <w:proofErr w:type="spellEnd"/>
-      <w:r>
-        <w:t xml:space="preserve"> fs -mkdir -p /user/data1</w:t>
-      </w:r>
+        <w:rPr>
+          <w:b/>
+          <w:bCs/>
+        </w:rPr>
+      </w:pPr>
     </w:p>
     <w:p>
       <w:pPr>
@@ -1410,6 +1371,7 @@
         </w:numPr>
       </w:pPr>
       <w:r>
+        <w:lastRenderedPageBreak/>
         <w:t xml:space="preserve">Change your directory to </w:t>
       </w:r>
       <w:r>
@@ -1421,16 +1383,25 @@
     </w:p>
     <w:p>
       <w:pPr>
-        <w:ind w:left="2160"/>
-      </w:pPr>
-      <w:proofErr w:type="spellStart"/>
-      <w:r>
-        <w:lastRenderedPageBreak/>
-        <w:t>hafoop</w:t>
-      </w:r>
-      <w:proofErr w:type="spellEnd"/>
-      <w:r>
-        <w:t xml:space="preserve"> fs -ls /user/data1</w:t>
+        <w:pStyle w:val="ListParagraph"/>
+        <w:rPr>
+          <w:b/>
+          <w:bCs/>
+        </w:rPr>
+      </w:pPr>
+      <w:r>
+        <w:rPr>
+          <w:b/>
+          <w:bCs/>
+        </w:rPr>
+        <w:t xml:space="preserve">                        </w:t>
+      </w:r>
+      <w:r>
+        <w:rPr>
+          <w:b/>
+          <w:bCs/>
+        </w:rPr>
+        <w:t>cd data1</w:t>
       </w:r>
     </w:p>
     <w:p>
@@ -1469,31 +1440,71 @@
     </w:p>
     <w:p>
       <w:pPr>
+        <w:pStyle w:val="ListParagraph"/>
+        <w:rPr>
+          <w:b/>
+          <w:bCs/>
+        </w:rPr>
+      </w:pPr>
+      <w:r>
+        <w:rPr>
+          <w:b/>
+          <w:bCs/>
+        </w:rPr>
+        <w:t xml:space="preserve">                       </w:t>
+      </w:r>
+      <w:proofErr w:type="spellStart"/>
+      <w:r>
+        <w:rPr>
+          <w:b/>
+          <w:bCs/>
+        </w:rPr>
+        <w:t>h</w:t>
+      </w:r>
+      <w:r>
+        <w:rPr>
+          <w:b/>
+          <w:bCs/>
+        </w:rPr>
+        <w:t>adoop</w:t>
+      </w:r>
+      <w:proofErr w:type="spellEnd"/>
+      <w:r>
+        <w:rPr>
+          <w:b/>
+          <w:bCs/>
+        </w:rPr>
+        <w:t xml:space="preserve"> fs </w:t>
+      </w:r>
+      <w:r>
+        <w:rPr>
+          <w:b/>
+          <w:bCs/>
+        </w:rPr>
+        <w:t xml:space="preserve"> -get /user/test/</w:t>
+      </w:r>
+      <w:r>
+        <w:rPr>
+          <w:b/>
+          <w:bCs/>
+        </w:rPr>
+        <w:t>b</w:t>
+      </w:r>
+      <w:r>
+        <w:rPr>
+          <w:b/>
+          <w:bCs/>
+        </w:rPr>
+        <w:t xml:space="preserve">ootcamp/data/ bootcamp.csv </w:t>
+      </w:r>
+    </w:p>
+    <w:p>
+      <w:pPr>
         <w:ind w:left="2160"/>
         <w:rPr>
           <w:color w:val="1C4587"/>
         </w:rPr>
       </w:pPr>
-      <w:r>
-        <w:t xml:space="preserve">Hadoop </w:t>
-      </w:r>
-      <w:proofErr w:type="gramStart"/>
-      <w:r>
-        <w:t xml:space="preserve">fs </w:t>
-      </w:r>
-      <w:r>
-        <w:t xml:space="preserve"> -</w:t>
-      </w:r>
-      <w:proofErr w:type="gramEnd"/>
-      <w:r>
-        <w:t>get /user/test/</w:t>
-      </w:r>
-      <w:r>
-        <w:t>b</w:t>
-      </w:r>
-      <w:r>
-        <w:t xml:space="preserve">ootcamp/data/ bootcamp.csv </w:t>
-      </w:r>
     </w:p>
     <w:p>
       <w:pPr>
@@ -1672,15 +1683,7 @@
       </w:r>
       <w:proofErr w:type="spellEnd"/>
       <w:r>
-        <w:t xml:space="preserve"> currently store each block. The namespace </w:t>
-      </w:r>
-      <w:proofErr w:type="gramStart"/>
-      <w:r>
-        <w:t>is persisted</w:t>
-      </w:r>
-      <w:proofErr w:type="gramEnd"/>
-      <w:r>
-        <w:t xml:space="preserve"> through the </w:t>
+        <w:t xml:space="preserve"> currently store each block. The namespace is persisted through the </w:t>
       </w:r>
       <w:proofErr w:type="spellStart"/>
       <w:r>
@@ -2645,6 +2648,7 @@
   <w:style w:type="character" w:default="1" w:styleId="DefaultParagraphFont">
     <w:name w:val="Default Paragraph Font"/>
     <w:uiPriority w:val="1"/>
+    <w:semiHidden/>
     <w:unhideWhenUsed/>
   </w:style>
   <w:style w:type="table" w:default="1" w:styleId="TableNormal">
